--- a/Các phương thức thành toán/Thanh toán  MOMO.docx
+++ b/Các phương thức thành toán/Thanh toán  MOMO.docx
@@ -297,17 +297,44 @@
     <w:p>
       <w:pPr>
         <w:ind w:hanging="1133"/>
-      </w:pPr>
-      <w:r>
-        <w:t>URL mà trình duyệt người dùng sẽ được chuyển về sau khi thanh toán xong.</w:t>
-      </w:r>
-    </w:p>
-    <w:p>
-      <w:pPr>
-        <w:ind w:hanging="1133"/>
-      </w:pPr>
-      <w:r>
-        <w:t>(Dùng để hiển thị “Thanh toán thành công / thất bại”.)</w:t>
+        <w:rPr>
+          <w:lang w:val="vi-VN"/>
+        </w:rPr>
+      </w:pPr>
+      <w:r>
+        <w:t xml:space="preserve">URL mà trình duyệt người dùng sẽ được chuyển về sau khi thanh toán </w:t>
+      </w:r>
+      <w:r>
+        <w:t>xong</w:t>
+      </w:r>
+      <w:r>
+        <w:rPr>
+          <w:lang w:val="vi-VN"/>
+        </w:rPr>
+        <w:t>/hủy thanh toán</w:t>
+      </w:r>
+    </w:p>
+    <w:p>
+      <w:pPr>
+        <w:ind w:hanging="1133"/>
+      </w:pPr>
+      <w:r>
+        <w:t xml:space="preserve">(Dùng để hiển thị “Thanh toán thành công / thất </w:t>
+      </w:r>
+      <w:r>
+        <w:t>bại</w:t>
+      </w:r>
+      <w:r>
+        <w:rPr>
+          <w:lang w:val="vi-VN"/>
+        </w:rPr>
+        <w:t xml:space="preserve">/ </w:t>
+      </w:r>
+      <w:r>
+        <w:t>Hủy giao dịch</w:t>
+      </w:r>
+      <w:r>
+        <w:t>”.)</w:t>
       </w:r>
     </w:p>
     <w:p>
@@ -2933,9 +2960,7 @@
       <w:pPr>
         <w:ind w:hanging="1133"/>
         <w:rPr>
-          <w:sz w:val="24"/>
-          <w:szCs w:val="24"/>
-          <w:highlight w:val="green"/>
+          <w:lang w:val="vi-VN"/>
         </w:rPr>
       </w:pPr>
       <w:r>
@@ -2952,7 +2977,40 @@
           <w:szCs w:val="24"/>
           <w:highlight w:val="green"/>
         </w:rPr>
-        <w:t xml:space="preserve"> //  thực  hiện khi Giao dịch thành công hay  người dùng hủy giao dịch </w:t>
+        <w:t xml:space="preserve"> </w:t>
+      </w:r>
+      <w:r>
+        <w:rPr>
+          <w:sz w:val="24"/>
+          <w:szCs w:val="24"/>
+          <w:highlight w:val="green"/>
+        </w:rPr>
+        <w:t xml:space="preserve">// </w:t>
+      </w:r>
+      <w:r>
+        <w:rPr>
+          <w:sz w:val="24"/>
+          <w:szCs w:val="24"/>
+          <w:highlight w:val="green"/>
+        </w:rPr>
+        <w:t>Người dùng thanh toán xong hoặc hủy thanh toán Và được MoMo redirect về ReturnUrl</w:t>
+      </w:r>
+      <w:r>
+        <w:rPr>
+          <w:sz w:val="24"/>
+          <w:szCs w:val="24"/>
+          <w:highlight w:val="green"/>
+          <w:lang w:val="vi-VN"/>
+        </w:rPr>
+        <w:t xml:space="preserve"> </w:t>
+      </w:r>
+      <w:r>
+        <w:rPr>
+          <w:sz w:val="24"/>
+          <w:szCs w:val="24"/>
+          <w:highlight w:val="green"/>
+        </w:rPr>
+        <w:t>PaymentCallBack</w:t>
       </w:r>
     </w:p>
     <w:p>
@@ -4509,6 +4567,7 @@
         </w:rPr>
         <w:t xml:space="preserve">                </w:t>
       </w:r>
+      <w:proofErr w:type="spellStart"/>
       <w:proofErr w:type="gramStart"/>
       <w:r>
         <w:rPr>
@@ -4516,6 +4575,7 @@
         </w:rPr>
         <w:t>ErrorCode</w:t>
       </w:r>
+      <w:proofErr w:type="spellEnd"/>
       <w:proofErr w:type="gramEnd"/>
       <w:r>
         <w:rPr>
@@ -6129,7 +6189,6 @@
   <w:style w:type="character" w:default="1" w:styleId="DefaultParagraphFont">
     <w:name w:val="Default Paragraph Font"/>
     <w:uiPriority w:val="1"/>
-    <w:semiHidden/>
     <w:unhideWhenUsed/>
   </w:style>
   <w:style w:type="table" w:default="1" w:styleId="TableNormal">
